--- a/week3/Labs/S2 - PRACTICE -  ExpressJS.docx
+++ b/week3/Labs/S2 - PRACTICE -  ExpressJS.docx
@@ -73,7 +73,7 @@
           <w:noProof/>
         </w:rPr>
         <w:drawing>
-          <wp:inline distT="0" distB="0" distL="0" distR="0" wp14:anchorId="7576610E" wp14:editId="4D2736E7">
+          <wp:inline distT="0" distB="0" distL="0" distR="0" wp14:anchorId="7576610E" wp14:editId="08548431">
             <wp:extent cx="189865" cy="189865"/>
             <wp:effectExtent l="0" t="0" r="635" b="635"/>
             <wp:docPr id="7" name="Picture 7"/>
@@ -160,14 +160,7 @@
         <w:rPr>
           <w:rFonts w:asciiTheme="majorHAnsi" w:hAnsiTheme="majorHAnsi" w:cstheme="majorHAnsi"/>
         </w:rPr>
-        <w:t xml:space="preserve"> and run </w:t>
-      </w:r>
-      <w:proofErr w:type="gramStart"/>
-      <w:r>
-        <w:rPr>
-          <w:rFonts w:asciiTheme="majorHAnsi" w:hAnsiTheme="majorHAnsi" w:cstheme="majorHAnsi"/>
-        </w:rPr>
-        <w:t xml:space="preserve">a </w:t>
+        <w:t xml:space="preserve"> and run a </w:t>
       </w:r>
       <w:r>
         <w:rPr>
@@ -175,7 +168,6 @@
         </w:rPr>
         <w:t>express.js</w:t>
       </w:r>
-      <w:proofErr w:type="gramEnd"/>
       <w:r>
         <w:rPr>
           <w:rFonts w:asciiTheme="majorHAnsi" w:hAnsiTheme="majorHAnsi" w:cstheme="majorHAnsi"/>
@@ -256,21 +248,7 @@
         <w:rPr>
           <w:rFonts w:asciiTheme="majorHAnsi" w:hAnsiTheme="majorHAnsi" w:cstheme="majorHAnsi"/>
         </w:rPr>
-        <w:t xml:space="preserve">Parse </w:t>
-      </w:r>
-      <w:proofErr w:type="gramStart"/>
-      <w:r>
-        <w:rPr>
-          <w:rFonts w:asciiTheme="majorHAnsi" w:hAnsiTheme="majorHAnsi" w:cstheme="majorHAnsi"/>
-        </w:rPr>
-        <w:t>form</w:t>
-      </w:r>
-      <w:proofErr w:type="gramEnd"/>
-      <w:r>
-        <w:rPr>
-          <w:rFonts w:asciiTheme="majorHAnsi" w:hAnsiTheme="majorHAnsi" w:cstheme="majorHAnsi"/>
-        </w:rPr>
-        <w:t xml:space="preserve"> data from </w:t>
+        <w:t xml:space="preserve">Parse form data from </w:t>
       </w:r>
       <w:r>
         <w:rPr>
@@ -535,23 +513,7 @@
           <w:rFonts w:asciiTheme="majorHAnsi" w:hAnsiTheme="majorHAnsi" w:cstheme="majorHAnsi"/>
           <w:color w:val="000000"/>
         </w:rPr>
-        <w:t>know more about Express.js</w:t>
-      </w:r>
-      <w:proofErr w:type="gramStart"/>
-      <w:r>
-        <w:rPr>
-          <w:rFonts w:asciiTheme="majorHAnsi" w:hAnsiTheme="majorHAnsi" w:cstheme="majorHAnsi"/>
-          <w:color w:val="000000"/>
-        </w:rPr>
-        <w:t>’s</w:t>
-      </w:r>
-      <w:proofErr w:type="gramEnd"/>
-      <w:r>
-        <w:rPr>
-          <w:rFonts w:asciiTheme="majorHAnsi" w:hAnsiTheme="majorHAnsi" w:cstheme="majorHAnsi"/>
-          <w:color w:val="000000"/>
-        </w:rPr>
-        <w:t xml:space="preserve"> built-in </w:t>
+        <w:t xml:space="preserve">know more about Express.js’s built-in </w:t>
       </w:r>
       <w:r>
         <w:rPr>
@@ -790,23 +752,7 @@
           <w:rFonts w:asciiTheme="majorHAnsi" w:hAnsiTheme="majorHAnsi" w:cstheme="majorHAnsi"/>
           <w:lang w:val="en-US"/>
         </w:rPr>
-        <w:t xml:space="preserve"> How </w:t>
-      </w:r>
-      <w:proofErr w:type="gramStart"/>
-      <w:r>
-        <w:rPr>
-          <w:rFonts w:asciiTheme="majorHAnsi" w:hAnsiTheme="majorHAnsi" w:cstheme="majorHAnsi"/>
-          <w:lang w:val="en-US"/>
-        </w:rPr>
-        <w:t>to</w:t>
-      </w:r>
-      <w:proofErr w:type="gramEnd"/>
-      <w:r>
-        <w:rPr>
-          <w:rFonts w:asciiTheme="majorHAnsi" w:hAnsiTheme="majorHAnsi" w:cstheme="majorHAnsi"/>
-          <w:lang w:val="en-US"/>
-        </w:rPr>
-        <w:t xml:space="preserve"> submit this practice?</w:t>
+        <w:t xml:space="preserve"> How to submit this practice?</w:t>
       </w:r>
     </w:p>
     <w:p>
@@ -830,23 +776,13 @@
           <w:color w:val="000000"/>
         </w:rPr>
       </w:pPr>
-      <w:proofErr w:type="gramStart"/>
       <w:r>
         <w:rPr>
           <w:rFonts w:asciiTheme="majorHAnsi" w:hAnsiTheme="majorHAnsi" w:cstheme="majorHAnsi"/>
           <w:bCs/>
           <w:color w:val="000000"/>
         </w:rPr>
-        <w:t>Once</w:t>
-      </w:r>
-      <w:proofErr w:type="gramEnd"/>
-      <w:r>
-        <w:rPr>
-          <w:rFonts w:asciiTheme="majorHAnsi" w:hAnsiTheme="majorHAnsi" w:cstheme="majorHAnsi"/>
-          <w:bCs/>
-          <w:color w:val="000000"/>
-        </w:rPr>
-        <w:t xml:space="preserve"> finished</w:t>
+        <w:t>Once finished</w:t>
       </w:r>
       <w:r>
         <w:rPr>
@@ -1081,7 +1017,7 @@
           <w:noProof/>
         </w:rPr>
         <w:drawing>
-          <wp:inline distT="0" distB="0" distL="0" distR="0" wp14:anchorId="053DCD54" wp14:editId="4993FB94">
+          <wp:inline distT="0" distB="0" distL="0" distR="0" wp14:anchorId="053DCD54" wp14:editId="1EBB08FD">
             <wp:extent cx="162127" cy="162127"/>
             <wp:effectExtent l="0" t="0" r="9525" b="9525"/>
             <wp:docPr id="21334147" name="Picture 21334147"/>
@@ -1254,6 +1190,58 @@
           <w:szCs w:val="22"/>
         </w:rPr>
       </w:pPr>
+      <w:r>
+        <w:rPr>
+          <w:rFonts w:asciiTheme="majorHAnsi" w:hAnsiTheme="majorHAnsi" w:cstheme="majorHAnsi"/>
+          <w:sz w:val="22"/>
+          <w:szCs w:val="22"/>
+        </w:rPr>
+        <w:t>-</w:t>
+      </w:r>
+      <w:r>
+        <w:rPr>
+          <w:rFonts w:asciiTheme="majorHAnsi" w:hAnsiTheme="majorHAnsi" w:cstheme="majorHAnsi"/>
+          <w:sz w:val="22"/>
+          <w:szCs w:val="22"/>
+        </w:rPr>
+        <w:t>Simple routing methods (</w:t>
+      </w:r>
+      <w:proofErr w:type="spellStart"/>
+      <w:r>
+        <w:rPr>
+          <w:rFonts w:asciiTheme="majorHAnsi" w:hAnsiTheme="majorHAnsi" w:cstheme="majorHAnsi"/>
+          <w:sz w:val="22"/>
+          <w:szCs w:val="22"/>
+        </w:rPr>
+        <w:t>app.get</w:t>
+      </w:r>
+      <w:proofErr w:type="spellEnd"/>
+      <w:r>
+        <w:rPr>
+          <w:rFonts w:asciiTheme="majorHAnsi" w:hAnsiTheme="majorHAnsi" w:cstheme="majorHAnsi"/>
+          <w:sz w:val="22"/>
+          <w:szCs w:val="22"/>
+        </w:rPr>
+        <w:t xml:space="preserve">(), </w:t>
+      </w:r>
+      <w:proofErr w:type="spellStart"/>
+      <w:r>
+        <w:rPr>
+          <w:rFonts w:asciiTheme="majorHAnsi" w:hAnsiTheme="majorHAnsi" w:cstheme="majorHAnsi"/>
+          <w:sz w:val="22"/>
+          <w:szCs w:val="22"/>
+        </w:rPr>
+        <w:t>app.post</w:t>
+      </w:r>
+      <w:proofErr w:type="spellEnd"/>
+      <w:r>
+        <w:rPr>
+          <w:rFonts w:asciiTheme="majorHAnsi" w:hAnsiTheme="majorHAnsi" w:cstheme="majorHAnsi"/>
+          <w:sz w:val="22"/>
+          <w:szCs w:val="22"/>
+        </w:rPr>
+        <w:t>())</w:t>
+      </w:r>
     </w:p>
     <w:p>
       <w:pPr>
@@ -1269,6 +1257,22 @@
           <w:szCs w:val="22"/>
         </w:rPr>
       </w:pPr>
+      <w:r>
+        <w:rPr>
+          <w:rFonts w:asciiTheme="majorHAnsi" w:hAnsiTheme="majorHAnsi" w:cstheme="majorHAnsi"/>
+          <w:sz w:val="22"/>
+          <w:szCs w:val="22"/>
+        </w:rPr>
+        <w:t>-</w:t>
+      </w:r>
+      <w:r>
+        <w:rPr>
+          <w:rFonts w:asciiTheme="majorHAnsi" w:hAnsiTheme="majorHAnsi" w:cstheme="majorHAnsi"/>
+          <w:sz w:val="22"/>
+          <w:szCs w:val="22"/>
+        </w:rPr>
+        <w:t>Easy request parsing</w:t>
+      </w:r>
     </w:p>
     <w:p>
       <w:pPr>
@@ -1284,6 +1288,22 @@
           <w:szCs w:val="22"/>
         </w:rPr>
       </w:pPr>
+      <w:r>
+        <w:rPr>
+          <w:rFonts w:asciiTheme="majorHAnsi" w:hAnsiTheme="majorHAnsi" w:cstheme="majorHAnsi"/>
+          <w:sz w:val="22"/>
+          <w:szCs w:val="22"/>
+        </w:rPr>
+        <w:t>-</w:t>
+      </w:r>
+      <w:r>
+        <w:rPr>
+          <w:rFonts w:asciiTheme="majorHAnsi" w:hAnsiTheme="majorHAnsi" w:cstheme="majorHAnsi"/>
+          <w:sz w:val="22"/>
+          <w:szCs w:val="22"/>
+        </w:rPr>
+        <w:t>Cleaner and modular structure</w:t>
+      </w:r>
     </w:p>
     <w:p>
       <w:pPr>
@@ -1302,6 +1322,50 @@
     </w:p>
     <w:p>
       <w:pPr>
+        <w:rPr>
+          <w:rFonts w:asciiTheme="majorHAnsi" w:hAnsiTheme="majorHAnsi" w:cstheme="majorHAnsi"/>
+          <w:sz w:val="22"/>
+          <w:szCs w:val="22"/>
+        </w:rPr>
+      </w:pPr>
+    </w:p>
+    <w:p>
+      <w:pPr>
+        <w:rPr>
+          <w:rFonts w:asciiTheme="majorHAnsi" w:hAnsiTheme="majorHAnsi" w:cstheme="majorHAnsi"/>
+          <w:sz w:val="22"/>
+          <w:szCs w:val="22"/>
+        </w:rPr>
+      </w:pPr>
+      <w:r>
+        <w:rPr>
+          <w:rFonts w:asciiTheme="majorHAnsi" w:hAnsiTheme="majorHAnsi" w:cstheme="majorHAnsi"/>
+          <w:b/>
+          <w:bCs/>
+          <w:sz w:val="22"/>
+          <w:szCs w:val="22"/>
+        </w:rPr>
+        <w:t>Q2 –</w:t>
+      </w:r>
+      <w:r>
+        <w:rPr>
+          <w:rFonts w:asciiTheme="majorHAnsi" w:hAnsiTheme="majorHAnsi" w:cstheme="majorHAnsi"/>
+          <w:sz w:val="22"/>
+          <w:szCs w:val="22"/>
+        </w:rPr>
+        <w:t xml:space="preserve"> </w:t>
+      </w:r>
+      <w:r>
+        <w:rPr>
+          <w:rFonts w:asciiTheme="majorHAnsi" w:hAnsiTheme="majorHAnsi" w:cstheme="majorHAnsi"/>
+          <w:sz w:val="22"/>
+          <w:szCs w:val="22"/>
+        </w:rPr>
+        <w:t>How does Express simplify route handling compared to the native HTTP server?</w:t>
+      </w:r>
+    </w:p>
+    <w:p>
+      <w:pPr>
         <w:pBdr>
           <w:top w:val="single" w:sz="4" w:space="1" w:color="auto"/>
           <w:left w:val="single" w:sz="4" w:space="4" w:color="auto"/>
@@ -1329,49 +1393,49 @@
           <w:szCs w:val="22"/>
         </w:rPr>
       </w:pPr>
-    </w:p>
-    <w:p>
-      <w:pPr>
-        <w:rPr>
-          <w:rFonts w:asciiTheme="majorHAnsi" w:hAnsiTheme="majorHAnsi" w:cstheme="majorHAnsi"/>
-          <w:sz w:val="22"/>
-          <w:szCs w:val="22"/>
-        </w:rPr>
-      </w:pPr>
-    </w:p>
-    <w:p>
-      <w:pPr>
-        <w:rPr>
-          <w:rFonts w:asciiTheme="majorHAnsi" w:hAnsiTheme="majorHAnsi" w:cstheme="majorHAnsi"/>
-          <w:sz w:val="22"/>
-          <w:szCs w:val="22"/>
-        </w:rPr>
-      </w:pPr>
-      <w:r>
-        <w:rPr>
-          <w:rFonts w:asciiTheme="majorHAnsi" w:hAnsiTheme="majorHAnsi" w:cstheme="majorHAnsi"/>
-          <w:b/>
-          <w:bCs/>
-          <w:sz w:val="22"/>
-          <w:szCs w:val="22"/>
-        </w:rPr>
-        <w:t>Q2 –</w:t>
-      </w:r>
-      <w:r>
-        <w:rPr>
-          <w:rFonts w:asciiTheme="majorHAnsi" w:hAnsiTheme="majorHAnsi" w:cstheme="majorHAnsi"/>
-          <w:sz w:val="22"/>
-          <w:szCs w:val="22"/>
-        </w:rPr>
-        <w:t xml:space="preserve"> </w:t>
-      </w:r>
-      <w:r>
-        <w:rPr>
-          <w:rFonts w:asciiTheme="majorHAnsi" w:hAnsiTheme="majorHAnsi" w:cstheme="majorHAnsi"/>
-          <w:sz w:val="22"/>
-          <w:szCs w:val="22"/>
-        </w:rPr>
-        <w:t>How does Express simplify route handling compared to the native HTTP server?</w:t>
+      <w:r>
+        <w:rPr>
+          <w:rFonts w:asciiTheme="majorHAnsi" w:hAnsiTheme="majorHAnsi" w:cstheme="majorHAnsi"/>
+          <w:sz w:val="22"/>
+          <w:szCs w:val="22"/>
+        </w:rPr>
+        <w:t xml:space="preserve">Express simplifies routing by using methods like </w:t>
+      </w:r>
+      <w:proofErr w:type="spellStart"/>
+      <w:r>
+        <w:rPr>
+          <w:rFonts w:asciiTheme="majorHAnsi" w:hAnsiTheme="majorHAnsi" w:cstheme="majorHAnsi"/>
+          <w:sz w:val="22"/>
+          <w:szCs w:val="22"/>
+        </w:rPr>
+        <w:t>app.get</w:t>
+      </w:r>
+      <w:proofErr w:type="spellEnd"/>
+      <w:r>
+        <w:rPr>
+          <w:rFonts w:asciiTheme="majorHAnsi" w:hAnsiTheme="majorHAnsi" w:cstheme="majorHAnsi"/>
+          <w:sz w:val="22"/>
+          <w:szCs w:val="22"/>
+        </w:rPr>
+        <w:t xml:space="preserve">() and </w:t>
+      </w:r>
+      <w:proofErr w:type="spellStart"/>
+      <w:r>
+        <w:rPr>
+          <w:rFonts w:asciiTheme="majorHAnsi" w:hAnsiTheme="majorHAnsi" w:cstheme="majorHAnsi"/>
+          <w:sz w:val="22"/>
+          <w:szCs w:val="22"/>
+        </w:rPr>
+        <w:t>app.post</w:t>
+      </w:r>
+      <w:proofErr w:type="spellEnd"/>
+      <w:r>
+        <w:rPr>
+          <w:rFonts w:asciiTheme="majorHAnsi" w:hAnsiTheme="majorHAnsi" w:cstheme="majorHAnsi"/>
+          <w:sz w:val="22"/>
+          <w:szCs w:val="22"/>
+        </w:rPr>
+        <w:t>() instead of manually checking URLs and methods. It also supports route parameters and keeps code clean and easy to maintain, unlike the more complex native HTTP approach.</w:t>
       </w:r>
     </w:p>
     <w:p>
@@ -1406,6 +1470,59 @@
     </w:p>
     <w:p>
       <w:pPr>
+        <w:rPr>
+          <w:rFonts w:asciiTheme="majorHAnsi" w:hAnsiTheme="majorHAnsi" w:cstheme="majorHAnsi"/>
+          <w:sz w:val="22"/>
+          <w:szCs w:val="22"/>
+        </w:rPr>
+      </w:pPr>
+    </w:p>
+    <w:p>
+      <w:pPr>
+        <w:rPr>
+          <w:rFonts w:asciiTheme="majorHAnsi" w:hAnsiTheme="majorHAnsi" w:cstheme="majorHAnsi"/>
+          <w:sz w:val="22"/>
+          <w:szCs w:val="22"/>
+        </w:rPr>
+      </w:pPr>
+    </w:p>
+    <w:p>
+      <w:pPr>
+        <w:rPr>
+          <w:rFonts w:asciiTheme="majorHAnsi" w:hAnsiTheme="majorHAnsi" w:cstheme="majorHAnsi"/>
+          <w:sz w:val="22"/>
+          <w:szCs w:val="22"/>
+        </w:rPr>
+      </w:pPr>
+      <w:r>
+        <w:rPr>
+          <w:rFonts w:asciiTheme="majorHAnsi" w:hAnsiTheme="majorHAnsi" w:cstheme="majorHAnsi"/>
+          <w:b/>
+          <w:bCs/>
+          <w:sz w:val="22"/>
+          <w:szCs w:val="22"/>
+        </w:rPr>
+        <w:t>Q3 –</w:t>
+      </w:r>
+      <w:r>
+        <w:rPr>
+          <w:rFonts w:asciiTheme="majorHAnsi" w:hAnsiTheme="majorHAnsi" w:cstheme="majorHAnsi"/>
+          <w:sz w:val="22"/>
+          <w:szCs w:val="22"/>
+        </w:rPr>
+        <w:t xml:space="preserve"> </w:t>
+      </w:r>
+      <w:r>
+        <w:rPr>
+          <w:rFonts w:asciiTheme="majorHAnsi" w:hAnsiTheme="majorHAnsi" w:cstheme="majorHAnsi"/>
+          <w:sz w:val="22"/>
+          <w:szCs w:val="22"/>
+        </w:rPr>
+        <w:t>What does middleware mean in Express, and how would you replicate similar behavior using the native module?</w:t>
+      </w:r>
+    </w:p>
+    <w:p>
+      <w:pPr>
         <w:pBdr>
           <w:top w:val="single" w:sz="4" w:space="1" w:color="auto"/>
           <w:left w:val="single" w:sz="4" w:space="4" w:color="auto"/>
@@ -1433,119 +1550,14 @@
           <w:szCs w:val="22"/>
         </w:rPr>
       </w:pPr>
-    </w:p>
-    <w:p>
-      <w:pPr>
-        <w:pBdr>
-          <w:top w:val="single" w:sz="4" w:space="1" w:color="auto"/>
-          <w:left w:val="single" w:sz="4" w:space="4" w:color="auto"/>
-          <w:bottom w:val="single" w:sz="4" w:space="1" w:color="auto"/>
-          <w:right w:val="single" w:sz="4" w:space="4" w:color="auto"/>
-        </w:pBdr>
-        <w:rPr>
-          <w:rFonts w:asciiTheme="majorHAnsi" w:hAnsiTheme="majorHAnsi" w:cstheme="majorHAnsi"/>
-          <w:sz w:val="22"/>
-          <w:szCs w:val="22"/>
-        </w:rPr>
-      </w:pPr>
-    </w:p>
-    <w:p>
-      <w:pPr>
-        <w:pBdr>
-          <w:top w:val="single" w:sz="4" w:space="1" w:color="auto"/>
-          <w:left w:val="single" w:sz="4" w:space="4" w:color="auto"/>
-          <w:bottom w:val="single" w:sz="4" w:space="1" w:color="auto"/>
-          <w:right w:val="single" w:sz="4" w:space="4" w:color="auto"/>
-        </w:pBdr>
-        <w:rPr>
-          <w:rFonts w:asciiTheme="majorHAnsi" w:hAnsiTheme="majorHAnsi" w:cstheme="majorHAnsi"/>
-          <w:sz w:val="22"/>
-          <w:szCs w:val="22"/>
-        </w:rPr>
-      </w:pPr>
-    </w:p>
-    <w:p>
-      <w:pPr>
-        <w:rPr>
-          <w:rFonts w:asciiTheme="majorHAnsi" w:hAnsiTheme="majorHAnsi" w:cstheme="majorHAnsi"/>
-          <w:sz w:val="22"/>
-          <w:szCs w:val="22"/>
-        </w:rPr>
-      </w:pPr>
-    </w:p>
-    <w:p>
-      <w:pPr>
-        <w:rPr>
-          <w:rFonts w:asciiTheme="majorHAnsi" w:hAnsiTheme="majorHAnsi" w:cstheme="majorHAnsi"/>
-          <w:sz w:val="22"/>
-          <w:szCs w:val="22"/>
-        </w:rPr>
-      </w:pPr>
-    </w:p>
-    <w:p>
-      <w:pPr>
-        <w:rPr>
-          <w:rFonts w:asciiTheme="majorHAnsi" w:hAnsiTheme="majorHAnsi" w:cstheme="majorHAnsi"/>
-          <w:sz w:val="22"/>
-          <w:szCs w:val="22"/>
-        </w:rPr>
-      </w:pPr>
-      <w:r>
-        <w:rPr>
-          <w:rFonts w:asciiTheme="majorHAnsi" w:hAnsiTheme="majorHAnsi" w:cstheme="majorHAnsi"/>
-          <w:b/>
-          <w:bCs/>
-          <w:sz w:val="22"/>
-          <w:szCs w:val="22"/>
-        </w:rPr>
-        <w:t>Q3 –</w:t>
-      </w:r>
-      <w:r>
-        <w:rPr>
-          <w:rFonts w:asciiTheme="majorHAnsi" w:hAnsiTheme="majorHAnsi" w:cstheme="majorHAnsi"/>
-          <w:sz w:val="22"/>
-          <w:szCs w:val="22"/>
-        </w:rPr>
-        <w:t xml:space="preserve"> </w:t>
-      </w:r>
-      <w:r>
-        <w:rPr>
-          <w:rFonts w:asciiTheme="majorHAnsi" w:hAnsiTheme="majorHAnsi" w:cstheme="majorHAnsi"/>
-          <w:sz w:val="22"/>
-          <w:szCs w:val="22"/>
-        </w:rPr>
-        <w:t>What does middleware mean in Express, and how would you replicate similar behavior using the native module?</w:t>
-      </w:r>
-    </w:p>
-    <w:p>
-      <w:pPr>
-        <w:pBdr>
-          <w:top w:val="single" w:sz="4" w:space="1" w:color="auto"/>
-          <w:left w:val="single" w:sz="4" w:space="4" w:color="auto"/>
-          <w:bottom w:val="single" w:sz="4" w:space="1" w:color="auto"/>
-          <w:right w:val="single" w:sz="4" w:space="4" w:color="auto"/>
-        </w:pBdr>
-        <w:rPr>
-          <w:rFonts w:asciiTheme="majorHAnsi" w:hAnsiTheme="majorHAnsi" w:cstheme="majorHAnsi"/>
-          <w:sz w:val="22"/>
-          <w:szCs w:val="22"/>
-        </w:rPr>
-      </w:pPr>
-    </w:p>
-    <w:p>
-      <w:pPr>
-        <w:pBdr>
-          <w:top w:val="single" w:sz="4" w:space="1" w:color="auto"/>
-          <w:left w:val="single" w:sz="4" w:space="4" w:color="auto"/>
-          <w:bottom w:val="single" w:sz="4" w:space="1" w:color="auto"/>
-          <w:right w:val="single" w:sz="4" w:space="4" w:color="auto"/>
-        </w:pBdr>
-        <w:rPr>
-          <w:rFonts w:asciiTheme="majorHAnsi" w:hAnsiTheme="majorHAnsi" w:cstheme="majorHAnsi"/>
-          <w:sz w:val="22"/>
-          <w:szCs w:val="22"/>
-        </w:rPr>
-      </w:pPr>
+      <w:r>
+        <w:rPr>
+          <w:rFonts w:asciiTheme="majorHAnsi" w:hAnsiTheme="majorHAnsi" w:cstheme="majorHAnsi"/>
+          <w:sz w:val="22"/>
+          <w:szCs w:val="22"/>
+        </w:rPr>
+        <w:t>Middleware in Express is a function that runs between the request and response to process data or execute logic, using next() to pass control. In the native module, this behavior is replicated by manually chaining functions and calling them in sequence, which is less structured and more complex.</w:t>
+      </w:r>
     </w:p>
     <w:p>
       <w:pPr>
@@ -3376,19 +3388,8 @@
                 <w:szCs w:val="18"/>
                 <w:lang w:val="en-US"/>
               </w:rPr>
-              <w:t xml:space="preserve">  "meta</w:t>
+              <w:t xml:space="preserve">  "meta": {</w:t>
             </w:r>
-            <w:proofErr w:type="gramStart"/>
-            <w:r>
-              <w:rPr>
-                <w:rFonts w:ascii="Consolas" w:hAnsi="Consolas" w:cs="Courier New"/>
-                <w:sz w:val="18"/>
-                <w:szCs w:val="18"/>
-                <w:lang w:val="en-US"/>
-              </w:rPr>
-              <w:t>": {</w:t>
-            </w:r>
-            <w:proofErr w:type="gramEnd"/>
           </w:p>
           <w:p>
             <w:pPr>
@@ -5247,47 +5248,7 @@
           <w:b w:val="0"/>
           <w:bCs w:val="0"/>
         </w:rPr>
-        <w:t xml:space="preserve">How would this API behave under high traffic? What improvements would you need to make for production </w:t>
-      </w:r>
-      <w:proofErr w:type="gramStart"/>
-      <w:r>
-        <w:rPr>
-          <w:rStyle w:val="Strong"/>
-          <w:rFonts w:asciiTheme="majorHAnsi" w:hAnsiTheme="majorHAnsi" w:cstheme="majorHAnsi"/>
-          <w:b w:val="0"/>
-          <w:bCs w:val="0"/>
-        </w:rPr>
-        <w:t>readiness</w:t>
-      </w:r>
-      <w:proofErr w:type="gramEnd"/>
-      <w:r>
-        <w:rPr>
-          <w:rStyle w:val="Strong"/>
-          <w:rFonts w:asciiTheme="majorHAnsi" w:hAnsiTheme="majorHAnsi" w:cstheme="majorHAnsi"/>
-          <w:b w:val="0"/>
-          <w:bCs w:val="0"/>
-        </w:rPr>
-        <w:t xml:space="preserve"> (e.g., rate limiting, </w:t>
-      </w:r>
-      <w:proofErr w:type="gramStart"/>
-      <w:r>
-        <w:rPr>
-          <w:rStyle w:val="Strong"/>
-          <w:rFonts w:asciiTheme="majorHAnsi" w:hAnsiTheme="majorHAnsi" w:cstheme="majorHAnsi"/>
-          <w:b w:val="0"/>
-          <w:bCs w:val="0"/>
-        </w:rPr>
-        <w:t>caching</w:t>
-      </w:r>
-      <w:proofErr w:type="gramEnd"/>
-      <w:r>
-        <w:rPr>
-          <w:rStyle w:val="Strong"/>
-          <w:rFonts w:asciiTheme="majorHAnsi" w:hAnsiTheme="majorHAnsi" w:cstheme="majorHAnsi"/>
-          <w:b w:val="0"/>
-          <w:bCs w:val="0"/>
-        </w:rPr>
-        <w:t>)?</w:t>
+        <w:t>How would this API behave under high traffic? What improvements would you need to make for production readiness (e.g., rate limiting, caching)?</w:t>
       </w:r>
     </w:p>
     <w:p>
@@ -5536,145 +5497,37 @@
 <file path=word/numbering.xml><?xml version="1.0" encoding="utf-8"?>
 <w:numbering xmlns:wpc="http://schemas.microsoft.com/office/word/2010/wordprocessingCanvas" xmlns:cx="http://schemas.microsoft.com/office/drawing/2014/chartex" xmlns:cx1="http://schemas.microsoft.com/office/drawing/2015/9/8/chartex" xmlns:cx2="http://schemas.microsoft.com/office/drawing/2015/10/21/chartex" xmlns:cx3="http://schemas.microsoft.com/office/drawing/2016/5/9/chartex" xmlns:cx4="http://schemas.microsoft.com/office/drawing/2016/5/10/chartex" xmlns:cx5="http://schemas.microsoft.com/office/drawing/2016/5/11/chartex" xmlns:cx6="http://schemas.microsoft.com/office/drawing/2016/5/12/chartex" xmlns:cx7="http://schemas.microsoft.com/office/drawing/2016/5/13/chartex" xmlns:cx8="http://schemas.microsoft.com/office/drawing/2016/5/14/chartex" xmlns:mc="http://schemas.openxmlformats.org/markup-compatibility/2006" xmlns:aink="http://schemas.microsoft.com/office/drawing/2016/ink" xmlns:am3d="http://schemas.microsoft.com/office/drawing/2017/model3d" xmlns:o="urn:schemas-microsoft-com:office:office" xmlns:oel="http://schemas.microsoft.com/office/2019/extlst" xmlns:r="http://schemas.openxmlformats.org/officeDocument/2006/relationships" xmlns:m="http://schemas.openxmlformats.org/officeDocument/2006/math" xmlns:v="urn:schemas-microsoft-com:vml" xmlns:wp14="http://schemas.microsoft.com/office/word/2010/wordprocessingDrawing" xmlns:wp="http://schemas.openxmlformats.org/drawingml/2006/wordprocessingDrawing" xmlns:w10="urn:schemas-microsoft-com:office:word" xmlns:w="http://schemas.openxmlformats.org/wordprocessingml/2006/main" xmlns:w14="http://schemas.microsoft.com/office/word/2010/wordml" xmlns:w15="http://schemas.microsoft.com/office/word/2012/wordml" xmlns:w16cex="http://schemas.microsoft.com/office/word/2018/wordml/cex" xmlns:w16cid="http://schemas.microsoft.com/office/word/2016/wordml/cid" xmlns:w16="http://schemas.microsoft.com/office/word/2018/wordml" xmlns:w16du="http://schemas.microsoft.com/office/word/2023/wordml/word16du" xmlns:w16sdtdh="http://schemas.microsoft.com/office/word/2020/wordml/sdtdatahash" xmlns:w16sdtfl="http://schemas.microsoft.com/office/word/2024/wordml/sdtformatlock" xmlns:w16se="http://schemas.microsoft.com/office/word/2015/wordml/symex" xmlns:wpg="http://schemas.microsoft.com/office/word/2010/wordprocessingGroup" xmlns:wpi="http://schemas.microsoft.com/office/word/2010/wordprocessingInk" xmlns:wne="http://schemas.microsoft.com/office/word/2006/wordml" xmlns:wps="http://schemas.microsoft.com/office/word/2010/wordprocessingShape" mc:Ignorable="w14 w15 w16se w16cid w16 w16cex w16sdtdh w16sdtfl w16du wp14">
   <w:numPicBullet w:numPicBulletId="0">
-    <mc:AlternateContent>
-      <mc:Choice Requires="v">
-        <w:pict>
-          <v:shapetype w14:anchorId="3DC28841" id="_x0000_t75" coordsize="21600,21600" o:spt="75" o:preferrelative="t" path="m@4@5l@4@11@9@11@9@5xe" filled="f" stroked="f">
-            <v:stroke joinstyle="miter"/>
-            <v:formulas>
-              <v:f eqn="if lineDrawn pixelLineWidth 0"/>
-              <v:f eqn="sum @0 1 0"/>
-              <v:f eqn="sum 0 0 @1"/>
-              <v:f eqn="prod @2 1 2"/>
-              <v:f eqn="prod @3 21600 pixelWidth"/>
-              <v:f eqn="prod @3 21600 pixelHeight"/>
-              <v:f eqn="sum @0 0 1"/>
-              <v:f eqn="prod @6 1 2"/>
-              <v:f eqn="prod @7 21600 pixelWidth"/>
-              <v:f eqn="sum @8 21600 0"/>
-              <v:f eqn="prod @7 21600 pixelHeight"/>
-              <v:f eqn="sum @10 21600 0"/>
-            </v:formulas>
-            <v:path o:extrusionok="f" gradientshapeok="t" o:connecttype="rect"/>
-            <o:lock v:ext="edit" aspectratio="t"/>
-          </v:shapetype>
-          <v:shape id="Picture 164364912" o:spid="_x0000_i1025" type="#_x0000_t75" style="width:15pt;height:15pt;visibility:visible;mso-wrap-style:square">
-            <v:imagedata r:id="rId1" o:title=""/>
-          </v:shape>
-        </w:pict>
-      </mc:Choice>
-      <mc:Fallback>
-        <w:drawing>
-          <wp:inline distT="0" distB="0" distL="0" distR="0" wp14:anchorId="2FB1B622" wp14:editId="2FB1B623">
-            <wp:extent cx="190500" cy="190500"/>
-            <wp:effectExtent l="0" t="0" r="0" b="0"/>
-            <wp:docPr id="164364912" name="Picture 164364912"/>
-            <wp:cNvGraphicFramePr>
-              <a:graphicFrameLocks xmlns:a="http://schemas.openxmlformats.org/drawingml/2006/main" noChangeAspect="1"/>
-            </wp:cNvGraphicFramePr>
-            <a:graphic xmlns:a="http://schemas.openxmlformats.org/drawingml/2006/main">
-              <a:graphicData uri="http://schemas.openxmlformats.org/drawingml/2006/picture">
-                <pic:pic xmlns:pic="http://schemas.openxmlformats.org/drawingml/2006/picture">
-                  <pic:nvPicPr>
-                    <pic:cNvPr id="0" name="Picture -1023"/>
-                    <pic:cNvPicPr>
-                      <a:picLocks noChangeAspect="1" noChangeArrowheads="1"/>
-                    </pic:cNvPicPr>
-                  </pic:nvPicPr>
-                  <pic:blipFill>
-                    <a:blip r:embed="rId2">
-                      <a:extLst>
-                        <a:ext uri="{28A0092B-C50C-407E-A947-70E740481C1C}">
-                          <a14:useLocalDpi xmlns:a14="http://schemas.microsoft.com/office/drawing/2010/main" val="0"/>
-                        </a:ext>
-                      </a:extLst>
-                    </a:blip>
-                    <a:srcRect/>
-                    <a:stretch>
-                      <a:fillRect/>
-                    </a:stretch>
-                  </pic:blipFill>
-                  <pic:spPr bwMode="auto">
-                    <a:xfrm>
-                      <a:off x="0" y="0"/>
-                      <a:ext cx="190500" cy="190500"/>
-                    </a:xfrm>
-                    <a:prstGeom prst="rect">
-                      <a:avLst/>
-                    </a:prstGeom>
-                    <a:noFill/>
-                    <a:ln>
-                      <a:noFill/>
-                    </a:ln>
-                  </pic:spPr>
-                </pic:pic>
-              </a:graphicData>
-            </a:graphic>
-          </wp:inline>
-        </w:drawing>
-      </mc:Fallback>
-    </mc:AlternateContent>
+    <w:pict>
+      <v:shapetype id="_x0000_t75" coordsize="21600,21600" o:spt="75" o:preferrelative="t" path="m@4@5l@4@11@9@11@9@5xe" filled="f" stroked="f">
+        <v:stroke joinstyle="miter"/>
+        <v:formulas>
+          <v:f eqn="if lineDrawn pixelLineWidth 0"/>
+          <v:f eqn="sum @0 1 0"/>
+          <v:f eqn="sum 0 0 @1"/>
+          <v:f eqn="prod @2 1 2"/>
+          <v:f eqn="prod @3 21600 pixelWidth"/>
+          <v:f eqn="prod @3 21600 pixelHeight"/>
+          <v:f eqn="sum @0 0 1"/>
+          <v:f eqn="prod @6 1 2"/>
+          <v:f eqn="prod @7 21600 pixelWidth"/>
+          <v:f eqn="sum @8 21600 0"/>
+          <v:f eqn="prod @7 21600 pixelHeight"/>
+          <v:f eqn="sum @10 21600 0"/>
+        </v:formulas>
+        <v:path o:extrusionok="f" gradientshapeok="t" o:connecttype="rect"/>
+        <o:lock v:ext="edit" aspectratio="t"/>
+      </v:shapetype>
+      <v:shape id="_x0000_i1090" type="#_x0000_t75" style="width:15.35pt;height:15.35pt;visibility:visible;mso-wrap-style:square" o:bullet="t">
+        <v:imagedata r:id="rId1" o:title=""/>
+      </v:shape>
+    </w:pict>
   </w:numPicBullet>
   <w:numPicBullet w:numPicBulletId="1">
-    <mc:AlternateContent>
-      <mc:Choice Requires="v">
-        <w:pict>
-          <v:shape w14:anchorId="6FC82B23" id="Picture 2002139731" o:spid="_x0000_i1025" type="#_x0000_t75" style="width:12.75pt;height:12.75pt;visibility:visible;mso-wrap-style:square">
-            <v:imagedata r:id="rId3" o:title=""/>
-          </v:shape>
-        </w:pict>
-      </mc:Choice>
-      <mc:Fallback>
-        <w:drawing>
-          <wp:inline distT="0" distB="0" distL="0" distR="0" wp14:anchorId="2FB1B624" wp14:editId="2FB1B625">
-            <wp:extent cx="162127" cy="162127"/>
-            <wp:effectExtent l="0" t="0" r="9525" b="9525"/>
-            <wp:docPr id="2002139731" name="Picture 2002139731"/>
-            <wp:cNvGraphicFramePr>
-              <a:graphicFrameLocks xmlns:a="http://schemas.openxmlformats.org/drawingml/2006/main" noChangeAspect="1"/>
-            </wp:cNvGraphicFramePr>
-            <a:graphic xmlns:a="http://schemas.openxmlformats.org/drawingml/2006/main">
-              <a:graphicData uri="http://schemas.openxmlformats.org/drawingml/2006/picture">
-                <pic:pic xmlns:pic="http://schemas.openxmlformats.org/drawingml/2006/picture">
-                  <pic:nvPicPr>
-                    <pic:cNvPr id="0" name="image2.png"/>
-                    <pic:cNvPicPr>
-                      <a:picLocks noChangeAspect="1" noChangeArrowheads="1"/>
-                    </pic:cNvPicPr>
-                  </pic:nvPicPr>
-                  <pic:blipFill>
-                    <a:blip r:embed="rId4" cstate="print">
-                      <a:extLst>
-                        <a:ext uri="{28A0092B-C50C-407E-A947-70E740481C1C}">
-                          <a14:useLocalDpi xmlns:a14="http://schemas.microsoft.com/office/drawing/2010/main" val="0"/>
-                        </a:ext>
-                      </a:extLst>
-                    </a:blip>
-                    <a:srcRect/>
-                    <a:stretch>
-                      <a:fillRect/>
-                    </a:stretch>
-                  </pic:blipFill>
-                  <pic:spPr bwMode="auto">
-                    <a:xfrm>
-                      <a:off x="0" y="0"/>
-                      <a:ext cx="168480" cy="168480"/>
-                    </a:xfrm>
-                    <a:prstGeom prst="rect">
-                      <a:avLst/>
-                    </a:prstGeom>
-                    <a:noFill/>
-                    <a:ln>
-                      <a:noFill/>
-                    </a:ln>
-                  </pic:spPr>
-                </pic:pic>
-              </a:graphicData>
-            </a:graphic>
-          </wp:inline>
-        </w:drawing>
-      </mc:Fallback>
-    </mc:AlternateContent>
+    <w:pict>
+      <v:shape id="_x0000_i1091" type="#_x0000_t75" style="width:12.65pt;height:12.65pt;visibility:visible;mso-wrap-style:square" o:bullet="t">
+        <v:imagedata r:id="rId2" o:title=""/>
+      </v:shape>
+    </w:pict>
   </w:numPicBullet>
   <w:abstractNum w:abstractNumId="0" w15:restartNumberingAfterBreak="0">
     <w:nsid w:val="06731597"/>
@@ -10732,7 +10585,6 @@
   <w:style w:type="character" w:default="1" w:styleId="DefaultParagraphFont">
     <w:name w:val="Default Paragraph Font"/>
     <w:uiPriority w:val="1"/>
-    <w:semiHidden/>
     <w:unhideWhenUsed/>
   </w:style>
   <w:style w:type="table" w:default="1" w:styleId="TableNormal">
